--- a/public/template_laporan.docx
+++ b/public/template_laporan.docx
@@ -55,8 +55,19 @@
           <w:sz w:val="24"/>
           <w:szCs w:val="24"/>
         </w:rPr>
-        <w:t>Unit Kerja</w:t>
-      </w:r>
+        <w:t xml:space="preserve">Unit </w:t>
+      </w:r>
+      <w:proofErr w:type="spellStart"/>
+      <w:r>
+        <w:rPr>
+          <w:rFonts w:ascii="Times New Roman" w:hAnsi="Times New Roman" w:cs="Times New Roman"/>
+          <w:b/>
+          <w:sz w:val="24"/>
+          <w:szCs w:val="24"/>
+        </w:rPr>
+        <w:t>Kerja</w:t>
+      </w:r>
+      <w:proofErr w:type="spellEnd"/>
       <w:r>
         <w:rPr>
           <w:rFonts w:ascii="Times New Roman" w:hAnsi="Times New Roman" w:cs="Times New Roman"/>
@@ -100,7 +111,27 @@
           <w:sz w:val="24"/>
           <w:szCs w:val="24"/>
         </w:rPr>
-        <w:t>{unit_kerja}</w:t>
+        <w:t>{</w:t>
+      </w:r>
+      <w:proofErr w:type="spellStart"/>
+      <w:r>
+        <w:rPr>
+          <w:rFonts w:ascii="Times New Roman" w:hAnsi="Times New Roman" w:cs="Times New Roman"/>
+          <w:b/>
+          <w:sz w:val="24"/>
+          <w:szCs w:val="24"/>
+        </w:rPr>
+        <w:t>unit_kerja</w:t>
+      </w:r>
+      <w:proofErr w:type="spellEnd"/>
+      <w:r>
+        <w:rPr>
+          <w:rFonts w:ascii="Times New Roman" w:hAnsi="Times New Roman" w:cs="Times New Roman"/>
+          <w:b/>
+          <w:sz w:val="24"/>
+          <w:szCs w:val="24"/>
+        </w:rPr>
+        <w:t>}</w:t>
       </w:r>
     </w:p>
     <w:p>
@@ -981,7 +1012,25 @@
                 <w:sz w:val="24"/>
                 <w:szCs w:val="24"/>
               </w:rPr>
-              <w:t>{#logs}{no}</w:t>
+              <w:t>{#</w:t>
+            </w:r>
+            <w:proofErr w:type="gramStart"/>
+            <w:r>
+              <w:rPr>
+                <w:rFonts w:ascii="Times New Roman" w:hAnsi="Times New Roman" w:cs="Times New Roman"/>
+                <w:sz w:val="24"/>
+                <w:szCs w:val="24"/>
+              </w:rPr>
+              <w:t>logs}{</w:t>
+            </w:r>
+            <w:proofErr w:type="gramEnd"/>
+            <w:r>
+              <w:rPr>
+                <w:rFonts w:ascii="Times New Roman" w:hAnsi="Times New Roman" w:cs="Times New Roman"/>
+                <w:sz w:val="24"/>
+                <w:szCs w:val="24"/>
+              </w:rPr>
+              <w:t>no}</w:t>
             </w:r>
           </w:p>
         </w:tc>
@@ -1006,7 +1055,25 @@
                 <w:sz w:val="24"/>
                 <w:szCs w:val="24"/>
               </w:rPr>
-              <w:t>{tanggal}</w:t>
+              <w:t>{</w:t>
+            </w:r>
+            <w:proofErr w:type="spellStart"/>
+            <w:r>
+              <w:rPr>
+                <w:rFonts w:ascii="Times New Roman" w:hAnsi="Times New Roman" w:cs="Times New Roman"/>
+                <w:sz w:val="24"/>
+                <w:szCs w:val="24"/>
+              </w:rPr>
+              <w:t>tanggal</w:t>
+            </w:r>
+            <w:proofErr w:type="spellEnd"/>
+            <w:r>
+              <w:rPr>
+                <w:rFonts w:ascii="Times New Roman" w:hAnsi="Times New Roman" w:cs="Times New Roman"/>
+                <w:sz w:val="24"/>
+                <w:szCs w:val="24"/>
+              </w:rPr>
+              <w:t>}</w:t>
             </w:r>
           </w:p>
         </w:tc>
@@ -1031,7 +1098,25 @@
                 <w:sz w:val="24"/>
                 <w:szCs w:val="24"/>
               </w:rPr>
-              <w:t>{jam_datang}</w:t>
+              <w:t>{</w:t>
+            </w:r>
+            <w:proofErr w:type="spellStart"/>
+            <w:r>
+              <w:rPr>
+                <w:rFonts w:ascii="Times New Roman" w:hAnsi="Times New Roman" w:cs="Times New Roman"/>
+                <w:sz w:val="24"/>
+                <w:szCs w:val="24"/>
+              </w:rPr>
+              <w:t>jam_datang</w:t>
+            </w:r>
+            <w:proofErr w:type="spellEnd"/>
+            <w:r>
+              <w:rPr>
+                <w:rFonts w:ascii="Times New Roman" w:hAnsi="Times New Roman" w:cs="Times New Roman"/>
+                <w:sz w:val="24"/>
+                <w:szCs w:val="24"/>
+              </w:rPr>
+              <w:t>}</w:t>
             </w:r>
           </w:p>
         </w:tc>
@@ -1056,7 +1141,25 @@
                 <w:sz w:val="24"/>
                 <w:szCs w:val="24"/>
               </w:rPr>
-              <w:t>{jam_pulang}</w:t>
+              <w:t>{</w:t>
+            </w:r>
+            <w:proofErr w:type="spellStart"/>
+            <w:r>
+              <w:rPr>
+                <w:rFonts w:ascii="Times New Roman" w:hAnsi="Times New Roman" w:cs="Times New Roman"/>
+                <w:sz w:val="24"/>
+                <w:szCs w:val="24"/>
+              </w:rPr>
+              <w:t>jam_pulang</w:t>
+            </w:r>
+            <w:proofErr w:type="spellEnd"/>
+            <w:r>
+              <w:rPr>
+                <w:rFonts w:ascii="Times New Roman" w:hAnsi="Times New Roman" w:cs="Times New Roman"/>
+                <w:sz w:val="24"/>
+                <w:szCs w:val="24"/>
+              </w:rPr>
+              <w:t>}</w:t>
             </w:r>
           </w:p>
         </w:tc>
@@ -1069,12 +1172,18 @@
             <w:pPr>
               <w:jc w:val="center"/>
               <w:rPr>
+                <w:rFonts w:ascii="Times New Roman" w:hAnsi="Times New Roman" w:cs="Times New Roman"/>
                 <w:noProof/>
+                <w:sz w:val="24"/>
+                <w:szCs w:val="24"/>
               </w:rPr>
             </w:pPr>
             <w:r>
               <w:rPr>
+                <w:rFonts w:ascii="Times New Roman" w:hAnsi="Times New Roman" w:cs="Times New Roman"/>
                 <w:noProof/>
+                <w:sz w:val="24"/>
+                <w:szCs w:val="24"/>
               </w:rPr>
               <w:t>{%foto}</w:t>
             </w:r>
@@ -1089,15 +1198,48 @@
             <w:pPr>
               <w:jc w:val="center"/>
               <w:rPr>
-                <w:rFonts w:ascii="Arial" w:hAnsi="Arial" w:cs="Arial"/>
+                <w:rFonts w:ascii="Times New Roman" w:hAnsi="Times New Roman" w:cs="Times New Roman"/>
+                <w:sz w:val="24"/>
+                <w:szCs w:val="24"/>
               </w:rPr>
             </w:pPr>
             <w:r>
               <w:rPr>
                 <w:rStyle w:val="HTMLCode"/>
-                <w:rFonts w:ascii="Arial" w:eastAsiaTheme="minorHAnsi" w:hAnsi="Arial" w:cs="Arial"/>
-              </w:rPr>
-              <w:t>{kegiatan}{/logs}</w:t>
+                <w:rFonts w:ascii="Times New Roman" w:eastAsiaTheme="minorHAnsi" w:hAnsi="Times New Roman" w:cs="Times New Roman"/>
+                <w:sz w:val="24"/>
+                <w:szCs w:val="24"/>
+              </w:rPr>
+              <w:t>{</w:t>
+            </w:r>
+            <w:proofErr w:type="spellStart"/>
+            <w:r>
+              <w:rPr>
+                <w:rStyle w:val="HTMLCode"/>
+                <w:rFonts w:ascii="Times New Roman" w:eastAsiaTheme="minorHAnsi" w:hAnsi="Times New Roman" w:cs="Times New Roman"/>
+                <w:sz w:val="24"/>
+                <w:szCs w:val="24"/>
+              </w:rPr>
+              <w:t>kegiatan</w:t>
+            </w:r>
+            <w:proofErr w:type="spellEnd"/>
+            <w:r>
+              <w:rPr>
+                <w:rStyle w:val="HTMLCode"/>
+                <w:rFonts w:ascii="Times New Roman" w:eastAsiaTheme="minorHAnsi" w:hAnsi="Times New Roman" w:cs="Times New Roman"/>
+                <w:sz w:val="24"/>
+                <w:szCs w:val="24"/>
+              </w:rPr>
+              <w:t>}</w:t>
+            </w:r>
+            <w:r>
+              <w:rPr>
+                <w:rStyle w:val="HTMLCode"/>
+                <w:rFonts w:ascii="Times New Roman" w:eastAsiaTheme="minorHAnsi" w:hAnsi="Times New Roman" w:cs="Times New Roman"/>
+                <w:sz w:val="24"/>
+                <w:szCs w:val="24"/>
+              </w:rPr>
+              <w:t>{/logs}</w:t>
             </w:r>
           </w:p>
         </w:tc>

--- a/public/template_laporan.docx
+++ b/public/template_laporan.docx
@@ -332,6 +332,17 @@
           <w:lang w:val="id-ID"/>
         </w:rPr>
         <w:t>{nim}</w:t>
+      </w:r>
+      <w:r>
+        <w:rPr>
+          <w:rFonts w:ascii="Times New Roman" w:hAnsi="Times New Roman" w:cs="Times New Roman"/>
+          <w:b/>
+          <w:bCs/>
+          <w:sz w:val="24"/>
+          <w:szCs w:val="24"/>
+          <w:lang w:val="id-ID"/>
+        </w:rPr>
+        <w:tab/>
       </w:r>
     </w:p>
     <w:p>
@@ -1196,7 +1207,6 @@
           </w:tcPr>
           <w:p>
             <w:pPr>
-              <w:jc w:val="center"/>
               <w:rPr>
                 <w:rFonts w:ascii="Times New Roman" w:hAnsi="Times New Roman" w:cs="Times New Roman"/>
                 <w:sz w:val="24"/>
